--- a/dossier/Dossie_UCKG_Donations_Cliente_Compartilhavel.docx
+++ b/dossier/Dossie_UCKG_Donations_Cliente_Compartilhavel.docx
@@ -9,7 +9,7 @@
       <w:r>
         <w:drawing>
           <wp:inline xmlns:a="http://schemas.openxmlformats.org/drawingml/2006/main" xmlns:pic="http://schemas.openxmlformats.org/drawingml/2006/picture">
-            <wp:extent cx="621792" cy="487485"/>
+            <wp:extent cx="621792" cy="621792"/>
             <wp:docPr id="1" name="Picture 1"/>
             <wp:cNvGraphicFramePr>
               <a:graphicFrameLocks noChangeAspect="1"/>
@@ -18,7 +18,7 @@
               <a:graphicData uri="http://schemas.openxmlformats.org/drawingml/2006/picture">
                 <pic:pic>
                   <pic:nvPicPr>
-                    <pic:cNvPr id="0" name="universal-logo.png"/>
+                    <pic:cNvPr id="0" name="program-logo.png"/>
                     <pic:cNvPicPr/>
                   </pic:nvPicPr>
                   <pic:blipFill>
@@ -30,7 +30,7 @@
                   <pic:spPr>
                     <a:xfrm>
                       <a:off x="0" y="0"/>
-                      <a:ext cx="621792" cy="487485"/>
+                      <a:ext cx="621792" cy="621792"/>
                     </a:xfrm>
                     <a:prstGeom prst="rect"/>
                   </pic:spPr>
@@ -70,7 +70,7 @@
           <w:color w:val="003B66"/>
           <w:sz w:val="56"/>
         </w:rPr>
-        <w:t>UCKG Donations</w:t>
+        <w:t>PRESTARE</w:t>
       </w:r>
     </w:p>
     <w:p>
@@ -85,7 +85,7 @@
           <w:color w:val="5D6B82"/>
           <w:sz w:val="26"/>
         </w:rPr>
-        <w:t>Dossiê funcional e técnico para apresentação ao cliente</w:t>
+        <w:t>Gestão financeira. | Dossiê funcional e técnico para apresentação ao cliente</w:t>
       </w:r>
     </w:p>
     <w:p>
@@ -151,7 +151,7 @@
                 <w:color w:val="172033"/>
                 <w:sz w:val="19"/>
               </w:rPr>
-              <w:t>A plataforma oferece visibilidade e padronização para a operação financeira de múltiplas igrejas, preservando o isolamento de dados de cada congregação e a rastreabilidade de cada lançamento.</w:t>
+              <w:t>A plataforma oferece visibilidade e padronização para a operação financeira de múltiplas igrejas, preservando o isolamento de dados de cada igreja e a rastreabilidade de cada lançamento.</w:t>
             </w:r>
           </w:p>
         </w:tc>
@@ -212,7 +212,7 @@
                 <w:color w:val="172033"/>
                 <w:sz w:val="18"/>
               </w:rPr>
-              <w:t>UCKG Donations - Gestão Financeira Multi-Igreja</w:t>
+              <w:t>PRESTARE - Gestão financeira multi-igreja</w:t>
             </w:r>
           </w:p>
         </w:tc>
@@ -492,7 +492,7 @@
           <w:color w:val="172033"/>
           <w:sz w:val="20"/>
         </w:rPr>
-        <w:t>O UCKG Donations centraliza o registro e a consulta de contribuições recebidas pelas igrejas, com identificação opcional do membro, imagem privada do envelope, histórico financeiro e relatórios em PDF. A solução foi desenhada para uma administração em rede, onde cada unidade opera em seu próprio ambiente lógico, sem acesso aos dados das demais.</w:t>
+        <w:t>O PRESTARE centraliza o registro e a consulta de contribuições recebidas pelas igrejas, com identificação opcional do membro, imagem privada do envelope, histórico financeiro e relatórios em PDF. A solução foi desenhada para uma administração em rede, onde cada unidade opera em seu próprio ambiente lógico, sem acesso aos dados das demais.</w:t>
       </w:r>
     </w:p>
     <w:p>
@@ -1011,7 +1011,7 @@
           <w:color w:val="172033"/>
           <w:sz w:val="20"/>
         </w:rPr>
-        <w:t>A plataforma separa a identidade administrativa do cadastro de membros. Um membro da congregação não recebe acesso ao sistema por estar cadastrado; somente usuários administrativos, com uma função atribuída, podem entrar.</w:t>
+        <w:t>A plataforma separa a identidade administrativa do cadastro de membros. Um membro da igreja não recebe acesso ao sistema por estar cadastrado; somente usuários administrativos, com uma função atribuída, podem entrar.</w:t>
       </w:r>
     </w:p>
     <w:tbl>
@@ -2672,7 +2672,7 @@
           <w:color w:val="172033"/>
           <w:sz w:val="20"/>
         </w:rPr>
-        <w:t>O painel inicial mostra o contexto da igreja selecionada e direciona o operador aos módulos de membros, envelopes e relatórios. Os dados exibidos são carregados a partir dos registros reais da igreja ativa, sem misturar informações de outras congregações.</w:t>
+        <w:t>O painel inicial mostra o contexto da igreja selecionada e direciona o operador aos módulos de membros, envelopes e relatórios. Os dados exibidos são carregados a partir dos registros reais da igreja ativa, sem misturar informações de outras igrejas.</w:t>
       </w:r>
     </w:p>
     <w:p>
@@ -6268,7 +6268,7 @@
           <w:color w:val="172033"/>
           <w:sz w:val="20"/>
         </w:rPr>
-        <w:t>O UCKG Donations foi concebido como uma base segura e profissional para padronizar a gestão de contribuições em uma rede de igrejas. A solução combina operação local por congregação, governança central, controle de acesso, documentação de envelopes e relatórios privados, com uma arquitetura preparada para evolução progressiva.</w:t>
+        <w:t>O PRESTARE foi concebido como uma base segura e profissional para padronizar a gestão de contribuições em uma rede de igrejas. A solução combina operação local por igreja, governança central, controle de acesso, documentação de envelopes e relatórios privados, com uma arquitetura preparada para evolução progressiva.</w:t>
       </w:r>
     </w:p>
     <w:p>
@@ -6296,7 +6296,7 @@
           <w:color w:val="003B66"/>
           <w:sz w:val="21"/>
         </w:rPr>
-        <w:t>UCKG Donations | Clareza para cuidar. Segurança para servir.</w:t>
+        <w:t>PRESTARE | Gestão financeira.</w:t>
       </w:r>
     </w:p>
     <w:sectPr>
@@ -6350,7 +6350,7 @@
         <w:color w:val="5D6B82"/>
         <w:sz w:val="17"/>
       </w:rPr>
-      <w:t>UCKG DONATIONS  |  Dossiê de Produto</w:t>
+      <w:t>PRESTARE  |  Dossiê de Produto</w:t>
     </w:r>
   </w:p>
 </w:hdr>
